--- a/Examples/Mathematics/Special functions.docx
+++ b/Examples/Mathematics/Special functions.docx
@@ -5815,17 +5815,7 @@
               <w:szCs w:val="22"/>
               <w:lang w:val="en-US"/>
             </w:rPr>
-            <m:t xml:space="preserve">                    </m:t>
-          </m:r>
-          <m:r>
-            <w:rPr>
-              <w:rFonts w:ascii="Cambria Math" w:hAnsi="Cambria Math"/>
-              <w:color w:val="0066DD"/>
-              <w:sz w:val="28"/>
-              <w:szCs w:val="22"/>
-              <w:lang w:val="en-US"/>
-            </w:rPr>
-            <m:t>ζ</m:t>
+            <m:t xml:space="preserve">                    ζ</m:t>
           </m:r>
           <m:d>
             <m:dPr>
@@ -14242,15 +14232,7 @@
           <w:szCs w:val="28"/>
           <w:lang w:val="en-US"/>
         </w:rPr>
-        <w:t>π</w:t>
-      </w:r>
-      <w:r>
-        <w:rPr>
-          <w:sz w:val="28"/>
-          <w:szCs w:val="28"/>
-          <w:lang w:val="en-US"/>
-        </w:rPr>
-        <w:t>/2]</w:t>
+        <w:t>π/2]</w:t>
       </w:r>
       <w:r>
         <w:rPr>
@@ -15086,17 +15068,7 @@
                                       <w:szCs w:val="22"/>
                                       <w:lang w:val="en-US"/>
                                     </w:rPr>
-                                    <m:t xml:space="preserve"> </m:t>
-                                  </m:r>
-                                  <m:r>
-                                    <w:rPr>
-                                      <w:rFonts w:ascii="Cambria Math" w:hAnsi="Cambria Math"/>
-                                      <w:color w:val="0066DD"/>
-                                      <w:sz w:val="28"/>
-                                      <w:szCs w:val="22"/>
-                                      <w:lang w:val="en-US"/>
-                                    </w:rPr>
-                                    <m:t>K</m:t>
+                                    <m:t xml:space="preserve"> K</m:t>
                                   </m:r>
                                 </m:e>
                                 <m:sub>
@@ -15161,16 +15133,7 @@
                                   <w:szCs w:val="22"/>
                                   <w:lang w:val="en-US"/>
                                 </w:rPr>
-                                <m:t>·2</m:t>
-                              </m:r>
-                              <m:r>
-                                <w:rPr>
-                                  <w:rFonts w:ascii="Cambria Math" w:hAnsi="Cambria Math"/>
-                                  <w:sz w:val="28"/>
-                                  <w:szCs w:val="22"/>
-                                  <w:lang w:val="en-US"/>
-                                </w:rPr>
-                                <m:t xml:space="preserve">;        </m:t>
+                                <m:t xml:space="preserve">·2;        </m:t>
                               </m:r>
                               <m:r>
                                 <w:rPr>
@@ -15294,17 +15257,7 @@
                                   <w:szCs w:val="22"/>
                                   <w:lang w:val="en-US"/>
                                 </w:rPr>
-                                <m:t xml:space="preserve"> </m:t>
-                              </m:r>
-                              <m:r>
-                                <w:rPr>
-                                  <w:rFonts w:ascii="Cambria Math" w:hAnsi="Cambria Math"/>
-                                  <w:color w:val="0066DD"/>
-                                  <w:sz w:val="28"/>
-                                  <w:szCs w:val="22"/>
-                                  <w:lang w:val="en-US"/>
-                                </w:rPr>
-                                <m:t>n</m:t>
+                                <m:t xml:space="preserve"> n</m:t>
                               </m:r>
                               <m:r>
                                 <w:rPr>
@@ -15624,17 +15577,7 @@
                                   <w:szCs w:val="22"/>
                                   <w:lang w:val="en-US"/>
                                 </w:rPr>
-                                <m:t xml:space="preserve"> </m:t>
-                              </m:r>
-                              <m:r>
-                                <w:rPr>
-                                  <w:rFonts w:ascii="Cambria Math" w:hAnsi="Cambria Math"/>
-                                  <w:color w:val="0066DD"/>
-                                  <w:sz w:val="28"/>
-                                  <w:szCs w:val="22"/>
-                                  <w:lang w:val="en-US"/>
-                                </w:rPr>
-                                <m:t>am</m:t>
+                                <m:t xml:space="preserve"> am</m:t>
                               </m:r>
                               <m:r>
                                 <w:rPr>
@@ -16225,20 +16168,7 @@
                                                         <w:szCs w:val="22"/>
                                                         <w:lang w:val="en-US"/>
                                                       </w:rPr>
-                                                      <m:t>max</m:t>
-                                                    </m:r>
-                                                    <m:r>
-                                                      <m:rPr>
-                                                        <m:nor/>
-                                                      </m:rPr>
-                                                      <w:rPr>
-                                                        <w:rFonts w:ascii="Cambria Math" w:hAnsi="Cambria Math"/>
-                                                        <w:b/>
-                                                        <w:sz w:val="28"/>
-                                                        <w:szCs w:val="22"/>
-                                                        <w:lang w:val="en-US"/>
-                                                      </w:rPr>
-                                                      <m:t xml:space="preserve"> </m:t>
+                                                      <m:t xml:space="preserve">max </m:t>
                                                     </m:r>
                                                     <m:d>
                                                       <m:dPr>
@@ -16413,17 +16343,7 @@
                                   <w:szCs w:val="22"/>
                                   <w:lang w:val="en-US"/>
                                 </w:rPr>
-                                <m:t xml:space="preserve"> </m:t>
-                              </m:r>
-                              <m:r>
-                                <w:rPr>
-                                  <w:rFonts w:ascii="Cambria Math" w:hAnsi="Cambria Math"/>
-                                  <w:color w:val="0066DD"/>
-                                  <w:sz w:val="28"/>
-                                  <w:szCs w:val="22"/>
-                                  <w:lang w:val="en-US"/>
-                                </w:rPr>
-                                <m:t>s</m:t>
+                                <m:t xml:space="preserve"> s</m:t>
                               </m:r>
                               <m:r>
                                 <w:rPr>
@@ -23339,15 +23259,7 @@
           <w:szCs w:val="22"/>
           <w:lang w:val="en-US"/>
         </w:rPr>
-        <w:t>Recurrence</w:t>
-      </w:r>
-      <w:r>
-        <w:rPr>
-          <w:sz w:val="28"/>
-          <w:szCs w:val="22"/>
-          <w:lang w:val="en-US"/>
-        </w:rPr>
-        <w:t xml:space="preserve"> test: </w:t>
+        <w:t xml:space="preserve">Recurrence test: </w:t>
       </w:r>
       <m:oMath>
         <m:r>
@@ -26351,15 +26263,7 @@
           <w:szCs w:val="22"/>
           <w:lang w:val="en-US"/>
         </w:rPr>
-        <w:t>Omega constant</w:t>
-      </w:r>
-      <w:r>
-        <w:rPr>
-          <w:sz w:val="28"/>
-          <w:szCs w:val="22"/>
-          <w:lang w:val="en-US"/>
-        </w:rPr>
-        <w:t xml:space="preserve"> - </w:t>
+        <w:t xml:space="preserve">Omega constant - </w:t>
       </w:r>
       <m:oMath>
         <m:r>
